--- a/skills/Requirement_Generation_From_Mails_And_Client_Call_Transcript/Documentation.docx
+++ b/skills/Requirement_Generation_From_Mails_And_Client_Call_Transcript/Documentation.docx
@@ -8,8 +8,8 @@
         <w:jc w:val="center"/>
         <w:rPr>
           <w:rFonts w:ascii="Times New Roman" w:hAnsi="Times New Roman" w:cs="Times New Roman"/>
-          <w:b/>
-          <w:bCs/>
+          <w:b w:val="1"/>
+          <w:bCs w:val="1"/>
           <w:sz w:val="32"/>
           <w:szCs w:val="32"/>
         </w:rPr>
@@ -17,8 +17,8 @@
       <w:r>
         <w:rPr>
           <w:rFonts w:ascii="Times New Roman" w:hAnsi="Times New Roman" w:cs="Times New Roman"/>
-          <w:b/>
-          <w:bCs/>
+          <w:b w:val="1"/>
+          <w:bCs w:val="1"/>
           <w:sz w:val="32"/>
           <w:szCs w:val="32"/>
         </w:rPr>
@@ -27,18 +27,38 @@
       <w:r>
         <w:rPr>
           <w:rFonts w:ascii="Times New Roman" w:hAnsi="Times New Roman" w:cs="Times New Roman"/>
-          <w:b/>
-          <w:bCs/>
+          <w:b w:val="1"/>
+          <w:bCs w:val="1"/>
           <w:sz w:val="32"/>
           <w:szCs w:val="32"/>
         </w:rPr>
-        <w:t>equirement_generation_s</w:t>
-      </w:r>
-      <w:r>
-        <w:rPr>
-          <w:rFonts w:ascii="Times New Roman" w:hAnsi="Times New Roman" w:cs="Times New Roman"/>
-          <w:b/>
-          <w:bCs/>
+        <w:t>equirement_generation</w:t>
+      </w:r>
+      <w:r>
+        <w:rPr>
+          <w:rFonts w:ascii="Times New Roman" w:hAnsi="Times New Roman" w:cs="Times New Roman"/>
+          <w:b w:val="1"/>
+          <w:bCs w:val="1"/>
+          <w:sz w:val="32"/>
+          <w:szCs w:val="32"/>
+        </w:rPr>
+        <w:t>-</w:t>
+      </w:r>
+      <w:r>
+        <w:rPr>
+          <w:rFonts w:ascii="Times New Roman" w:hAnsi="Times New Roman" w:cs="Times New Roman"/>
+          <w:b w:val="1"/>
+          <w:bCs w:val="1"/>
+          <w:sz w:val="32"/>
+          <w:szCs w:val="32"/>
+        </w:rPr>
+        <w:t>s</w:t>
+      </w:r>
+      <w:r>
+        <w:rPr>
+          <w:rFonts w:ascii="Times New Roman" w:hAnsi="Times New Roman" w:cs="Times New Roman"/>
+          <w:b w:val="1"/>
+          <w:bCs w:val="1"/>
           <w:sz w:val="32"/>
           <w:szCs w:val="32"/>
         </w:rPr>
@@ -101,48 +121,56 @@
       <w:r>
         <w:rPr>
           <w:rFonts w:ascii="Times New Roman" w:hAnsi="Times New Roman" w:cs="Times New Roman"/>
-          <w:b/>
-          <w:bCs/>
+          <w:b w:val="1"/>
+          <w:bCs w:val="1"/>
         </w:rPr>
         <w:t>r</w:t>
       </w:r>
       <w:r>
         <w:rPr>
           <w:rFonts w:ascii="Times New Roman" w:hAnsi="Times New Roman" w:cs="Times New Roman"/>
-          <w:b/>
-          <w:bCs/>
+          <w:b w:val="1"/>
+          <w:bCs w:val="1"/>
         </w:rPr>
         <w:t>equirement</w:t>
       </w:r>
       <w:r>
         <w:rPr>
           <w:rFonts w:ascii="Times New Roman" w:hAnsi="Times New Roman" w:cs="Times New Roman"/>
-          <w:b/>
-          <w:bCs/>
+          <w:b w:val="1"/>
+          <w:bCs w:val="1"/>
         </w:rPr>
         <w:t>_g</w:t>
       </w:r>
       <w:r>
         <w:rPr>
           <w:rFonts w:ascii="Times New Roman" w:hAnsi="Times New Roman" w:cs="Times New Roman"/>
-          <w:b/>
-          <w:bCs/>
+          <w:b w:val="1"/>
+          <w:bCs w:val="1"/>
         </w:rPr>
         <w:t>eneration</w:t>
       </w:r>
       <w:r>
         <w:rPr>
           <w:rFonts w:ascii="Times New Roman" w:hAnsi="Times New Roman" w:cs="Times New Roman"/>
-          <w:b/>
-          <w:bCs/>
-        </w:rPr>
-        <w:t>_s</w:t>
-      </w:r>
-      <w:r>
-        <w:rPr>
-          <w:rFonts w:ascii="Times New Roman" w:hAnsi="Times New Roman" w:cs="Times New Roman"/>
-          <w:b/>
-          <w:bCs/>
+          <w:b w:val="1"/>
+          <w:bCs w:val="1"/>
+        </w:rPr>
+        <w:t>-</w:t>
+      </w:r>
+      <w:r>
+        <w:rPr>
+          <w:rFonts w:ascii="Times New Roman" w:hAnsi="Times New Roman" w:cs="Times New Roman"/>
+          <w:b w:val="1"/>
+          <w:bCs w:val="1"/>
+        </w:rPr>
+        <w:t>s</w:t>
+      </w:r>
+      <w:r>
+        <w:rPr>
+          <w:rFonts w:ascii="Times New Roman" w:hAnsi="Times New Roman" w:cs="Times New Roman"/>
+          <w:b w:val="1"/>
+          <w:bCs w:val="1"/>
         </w:rPr>
         <w:t>kill</w:t>
       </w:r>
@@ -150,7 +178,43 @@
         <w:rPr>
           <w:rFonts w:ascii="Times New Roman" w:hAnsi="Times New Roman" w:cs="Times New Roman"/>
         </w:rPr>
-        <w:t xml:space="preserve"> helps convert client call transcripts, emails, meeting notes, and other unstructured client inputs into structured, implementation-ready requirements. It analyzes client requests, validates them against existing project requirements, checks for duplicates, and generates requirements that are ready for development and QA teams.</w:t>
+        <w:t xml:space="preserve"> helps convert client call transcripts, emails, meeting notes, and other unstructured client inputs into structured, implementation-ready requirements. It analyzes client requests, </w:t>
+      </w:r>
+      <w:r>
+        <w:rPr>
+          <w:rFonts w:ascii="Times New Roman" w:hAnsi="Times New Roman" w:cs="Times New Roman"/>
+        </w:rPr>
+        <w:t>validates</w:t>
+      </w:r>
+      <w:r>
+        <w:rPr>
+          <w:rFonts w:ascii="Times New Roman" w:hAnsi="Times New Roman" w:cs="Times New Roman"/>
+        </w:rPr>
+        <w:t xml:space="preserve"> them against existing project requirements, checks for duplicates,</w:t>
+      </w:r>
+      <w:r>
+        <w:rPr>
+          <w:rFonts w:ascii="Times New Roman" w:hAnsi="Times New Roman" w:cs="Times New Roman"/>
+        </w:rPr>
+        <w:t xml:space="preserve"> </w:t>
+      </w:r>
+      <w:r>
+        <w:rPr>
+          <w:rFonts w:ascii="Times New Roman" w:hAnsi="Times New Roman" w:cs="Times New Roman"/>
+        </w:rPr>
+        <w:t>create</w:t>
+      </w:r>
+      <w:r>
+        <w:rPr>
+          <w:rFonts w:ascii="Times New Roman" w:hAnsi="Times New Roman" w:cs="Times New Roman"/>
+        </w:rPr>
+        <w:t xml:space="preserve"> notes</w:t>
+      </w:r>
+      <w:r>
+        <w:rPr>
+          <w:rFonts w:ascii="Times New Roman" w:hAnsi="Times New Roman" w:cs="Times New Roman"/>
+        </w:rPr>
+        <w:t xml:space="preserve"> and generates requirements that are ready for development and QA teams.</w:t>
       </w:r>
     </w:p>
     <w:p>
@@ -466,9 +530,13 @@
         <w:gridCol w:w="6879"/>
       </w:tblGrid>
       <w:tr>
+        <w:trPr>
+          <w:trHeight w:val="435"/>
+        </w:trPr>
         <w:tc>
           <w:tcPr>
             <w:tcW w:w="3865" w:type="dxa"/>
+            <w:tcMar/>
           </w:tcPr>
           <w:p>
             <w:pPr>
@@ -490,6 +558,7 @@
         <w:tc>
           <w:tcPr>
             <w:tcW w:w="6879" w:type="dxa"/>
+            <w:tcMar/>
           </w:tcPr>
           <w:p>
             <w:pPr>
@@ -513,40 +582,36 @@
         <w:tc>
           <w:tcPr>
             <w:tcW w:w="3865" w:type="dxa"/>
+            <w:tcMar/>
             <w:vAlign w:val="center"/>
           </w:tcPr>
           <w:p>
             <w:pPr>
               <w:spacing w:line="360" w:lineRule="auto"/>
-              <w:rPr>
-                <w:rFonts w:ascii="Times New Roman" w:hAnsi="Times New Roman" w:cs="Times New Roman"/>
-              </w:rPr>
             </w:pPr>
             <w:r>
               <w:rPr>
                 <w:rFonts w:ascii="Times New Roman" w:hAnsi="Times New Roman" w:cs="Times New Roman"/>
               </w:rPr>
-              <w:t>get_all_requirements_by_project</w:t>
+              <w:t>get_requirements</w:t>
             </w:r>
           </w:p>
         </w:tc>
         <w:tc>
           <w:tcPr>
             <w:tcW w:w="6879" w:type="dxa"/>
+            <w:tcMar/>
             <w:vAlign w:val="center"/>
           </w:tcPr>
           <w:p>
             <w:pPr>
               <w:spacing w:line="360" w:lineRule="auto"/>
-              <w:rPr>
-                <w:rFonts w:ascii="Times New Roman" w:hAnsi="Times New Roman" w:cs="Times New Roman"/>
-              </w:rPr>
             </w:pPr>
             <w:r>
               <w:rPr>
                 <w:rFonts w:ascii="Times New Roman" w:hAnsi="Times New Roman" w:cs="Times New Roman"/>
               </w:rPr>
-              <w:t>Retrieves project requirements and performs duplicate checks.</w:t>
+              <w:t>Retrieves project requirements, performs duplicate checks, and generates structured client call notes.</w:t>
             </w:r>
           </w:p>
         </w:tc>
@@ -555,6 +620,7 @@
         <w:tc>
           <w:tcPr>
             <w:tcW w:w="3865" w:type="dxa"/>
+            <w:tcMar/>
           </w:tcPr>
           <w:p>
             <w:pPr>
@@ -574,6 +640,7 @@
         <w:tc>
           <w:tcPr>
             <w:tcW w:w="6879" w:type="dxa"/>
+            <w:tcMar/>
             <w:vAlign w:val="center"/>
           </w:tcPr>
           <w:p>
@@ -596,6 +663,7 @@
         <w:tc>
           <w:tcPr>
             <w:tcW w:w="3865" w:type="dxa"/>
+            <w:tcMar/>
           </w:tcPr>
           <w:p>
             <w:pPr>
@@ -615,6 +683,7 @@
         <w:tc>
           <w:tcPr>
             <w:tcW w:w="6879" w:type="dxa"/>
+            <w:tcMar/>
           </w:tcPr>
           <w:p>
             <w:pPr>
@@ -642,6 +711,7 @@
         <w:tc>
           <w:tcPr>
             <w:tcW w:w="3865" w:type="dxa"/>
+            <w:tcMar/>
           </w:tcPr>
           <w:p>
             <w:pPr>
@@ -661,6 +731,7 @@
         <w:tc>
           <w:tcPr>
             <w:tcW w:w="6879" w:type="dxa"/>
+            <w:tcMar/>
           </w:tcPr>
           <w:p>
             <w:pPr>
@@ -685,6 +756,7 @@
         <w:tc>
           <w:tcPr>
             <w:tcW w:w="3865" w:type="dxa"/>
+            <w:tcMar/>
           </w:tcPr>
           <w:p>
             <w:pPr>
@@ -704,6 +776,7 @@
         <w:tc>
           <w:tcPr>
             <w:tcW w:w="6879" w:type="dxa"/>
+            <w:tcMar/>
           </w:tcPr>
           <w:p>
             <w:pPr>
@@ -768,6 +841,7 @@
         <w:tc>
           <w:tcPr>
             <w:tcW w:w="3369" w:type="dxa"/>
+            <w:tcMar/>
           </w:tcPr>
           <w:p>
             <w:pPr>
@@ -799,6 +873,7 @@
         <w:tc>
           <w:tcPr>
             <w:tcW w:w="7375" w:type="dxa"/>
+            <w:tcMar/>
           </w:tcPr>
           <w:p>
             <w:pPr>
@@ -835,6 +910,7 @@
         <w:tc>
           <w:tcPr>
             <w:tcW w:w="3369" w:type="dxa"/>
+            <w:tcMar/>
           </w:tcPr>
           <w:p>
             <w:pPr>
@@ -854,6 +930,7 @@
         <w:tc>
           <w:tcPr>
             <w:tcW w:w="7375" w:type="dxa"/>
+            <w:tcMar/>
           </w:tcPr>
           <w:p>
             <w:pPr>
@@ -878,6 +955,7 @@
         <w:tc>
           <w:tcPr>
             <w:tcW w:w="3369" w:type="dxa"/>
+            <w:tcMar/>
           </w:tcPr>
           <w:p>
             <w:pPr>
@@ -897,104 +975,21 @@
         <w:tc>
           <w:tcPr>
             <w:tcW w:w="7375" w:type="dxa"/>
+            <w:tcMar/>
           </w:tcPr>
-          <w:tbl>
-            <w:tblPr>
-              <w:tblW w:w="152" w:type="dxa"/>
-              <w:tblCellSpacing w:w="15" w:type="dxa"/>
-              <w:tblInd w:w="8" w:type="dxa"/>
-              <w:tblCellMar>
-                <w:top w:w="15" w:type="dxa"/>
-                <w:left w:w="15" w:type="dxa"/>
-                <w:bottom w:w="15" w:type="dxa"/>
-                <w:right w:w="15" w:type="dxa"/>
-              </w:tblCellMar>
-              <w:tblLook w:val="04A0" w:firstRow="1" w:lastRow="0" w:firstColumn="1" w:lastColumn="0" w:noHBand="0" w:noVBand="1"/>
-            </w:tblPr>
-            <w:tblGrid>
-              <w:gridCol w:w="152"/>
-            </w:tblGrid>
-            <w:tr>
-              <w:trPr>
-                <w:tblCellSpacing w:w="15" w:type="dxa"/>
-              </w:trPr>
-              <w:tc>
-                <w:tcPr>
-                  <w:tcW w:w="0" w:type="auto"/>
-                  <w:vAlign w:val="center"/>
-                  <w:hideMark/>
-                </w:tcPr>
-                <w:p>
-                  <w:pPr>
-                    <w:spacing w:after="0" w:line="360" w:lineRule="auto"/>
-                    <w:rPr>
-                      <w:rFonts w:ascii="Times New Roman" w:hAnsi="Times New Roman" w:cs="Times New Roman"/>
-                    </w:rPr>
-                  </w:pPr>
-                </w:p>
-              </w:tc>
-            </w:tr>
-          </w:tbl>
           <w:p>
             <w:pPr>
-              <w:spacing w:line="360" w:lineRule="auto"/>
-              <w:rPr>
-                <w:rFonts w:ascii="Times New Roman" w:hAnsi="Times New Roman" w:cs="Times New Roman"/>
-                <w:vanish/>
+              <w:spacing w:after="0" w:line="360" w:lineRule="auto"/>
+              <w:rPr>
+                <w:rFonts w:ascii="Times New Roman" w:hAnsi="Times New Roman" w:cs="Times New Roman"/>
               </w:rPr>
             </w:pPr>
-          </w:p>
-          <w:tbl>
-            <w:tblPr>
-              <w:tblW w:w="7222" w:type="dxa"/>
-              <w:tblCellSpacing w:w="15" w:type="dxa"/>
-              <w:tblInd w:w="8" w:type="dxa"/>
-              <w:tblCellMar>
-                <w:top w:w="15" w:type="dxa"/>
-                <w:left w:w="15" w:type="dxa"/>
-                <w:bottom w:w="15" w:type="dxa"/>
-                <w:right w:w="15" w:type="dxa"/>
-              </w:tblCellMar>
-              <w:tblLook w:val="04A0" w:firstRow="1" w:lastRow="0" w:firstColumn="1" w:lastColumn="0" w:noHBand="0" w:noVBand="1"/>
-            </w:tblPr>
-            <w:tblGrid>
-              <w:gridCol w:w="7222"/>
-            </w:tblGrid>
-            <w:tr>
-              <w:trPr>
-                <w:trHeight w:val="380"/>
-                <w:tblCellSpacing w:w="15" w:type="dxa"/>
-              </w:trPr>
-              <w:tc>
-                <w:tcPr>
-                  <w:tcW w:w="7162" w:type="dxa"/>
-                  <w:vAlign w:val="center"/>
-                  <w:hideMark/>
-                </w:tcPr>
-                <w:p>
-                  <w:pPr>
-                    <w:spacing w:after="0" w:line="360" w:lineRule="auto"/>
-                    <w:rPr>
-                      <w:rFonts w:ascii="Times New Roman" w:hAnsi="Times New Roman" w:cs="Times New Roman"/>
-                    </w:rPr>
-                  </w:pPr>
-                  <w:r>
-                    <w:rPr>
-                      <w:rFonts w:ascii="Times New Roman" w:hAnsi="Times New Roman" w:cs="Times New Roman"/>
-                    </w:rPr>
-                    <w:t>Task number, task name, task description, task status, task priority, estimated effort, assigned resources, module information</w:t>
-                  </w:r>
-                </w:p>
-              </w:tc>
-            </w:tr>
-          </w:tbl>
-          <w:p>
-            <w:pPr>
-              <w:spacing w:line="360" w:lineRule="auto"/>
-              <w:rPr>
-                <w:rFonts w:ascii="Times New Roman" w:hAnsi="Times New Roman" w:cs="Times New Roman"/>
-              </w:rPr>
-            </w:pPr>
+            <w:r>
+              <w:rPr>
+                <w:rFonts w:ascii="Times New Roman" w:hAnsi="Times New Roman" w:cs="Times New Roman"/>
+              </w:rPr>
+              <w:t>Task number, task name, task description, task status, task priority, estimated effort, assigned resources, module information</w:t>
+            </w:r>
           </w:p>
         </w:tc>
       </w:tr>
@@ -1005,6 +1000,7 @@
         <w:tc>
           <w:tcPr>
             <w:tcW w:w="3369" w:type="dxa"/>
+            <w:tcMar/>
           </w:tcPr>
           <w:p>
             <w:pPr>
@@ -1024,6 +1020,7 @@
         <w:tc>
           <w:tcPr>
             <w:tcW w:w="7375" w:type="dxa"/>
+            <w:tcMar/>
           </w:tcPr>
           <w:p>
             <w:pPr>
@@ -1048,6 +1045,7 @@
         <w:tc>
           <w:tcPr>
             <w:tcW w:w="3369" w:type="dxa"/>
+            <w:tcMar/>
           </w:tcPr>
           <w:p>
             <w:pPr>
@@ -1067,6 +1065,7 @@
         <w:tc>
           <w:tcPr>
             <w:tcW w:w="7375" w:type="dxa"/>
+            <w:tcMar/>
           </w:tcPr>
           <w:p>
             <w:pPr>
@@ -1091,6 +1090,7 @@
         <w:tc>
           <w:tcPr>
             <w:tcW w:w="3369" w:type="dxa"/>
+            <w:tcMar/>
           </w:tcPr>
           <w:p>
             <w:pPr>
@@ -1110,6 +1110,7 @@
         <w:tc>
           <w:tcPr>
             <w:tcW w:w="7375" w:type="dxa"/>
+            <w:tcMar/>
           </w:tcPr>
           <w:p>
             <w:pPr>
